--- a/canopy_bias_manuscript_GIScienceRS.docx
+++ b/canopy_bias_manuscript_GIScienceRS.docx
@@ -9199,7 +9199,7 @@
           <w:sz w:val="24"/>
           <w:szCs w:val="24"/>
         </w:rPr>
-        <w:t xml:space="preserve">The parcel-level dataset supporting this study is released in full under a CC0 licence. It carries all 24,088 records of the frame with their derived variables, of which 21,931 form the analysis sample, 589 the post-epoch negative control and 1,568 are excluded for want of a recorded year built. Released with it are the recorded secondary attributes used in the robustness checks, the exact centroid-to-cell-edge distances underpinning the straddle correction, the building-footprint validation sample of 700 cells, the Google Earth Engine extraction code, the Python that draws the figures, the analysis code including the Conley spatial variance estimator and the verification harness, and the runoff calculation. [Deposit in a FAIR-aligned repository such as Zenodo and insert the DOI here. This journal requires deposit at or before submission and the DOI is requested during the submission process.] Source data are public: Nevada County assessor parcel records, NLCD 2019, ESA WorldCover, Dynamic World, GHSL, and the Meta and WRI canopy-height model.</w:t>
+        <w:t xml:space="preserve">The parcel-level dataset supporting this study is released in full under a CC0 licence. It carries all 24,088 records of the frame with their derived variables, of which 21,931 form the analysis sample, 589 the post-epoch negative control and 1,568 are excluded for want of a recorded year built. Released with it are the recorded secondary attributes used in the robustness checks, the exact centroid-to-cell-edge distances underpinning the straddle correction, the building-footprint validation sample of 700 cells, the Google Earth Engine extraction code, the Python that draws the figures, the analysis code including the Conley spatial variance estimator and the verification harness, and the runoff calculation. The dataset and code are deposited at https://doi.org/10.5281/zenodo.23072749. Source data are public: Nevada County assessor parcel records, NLCD 2019, ESA WorldCover, Dynamic World, GHSL, and the Meta and WRI canopy-height model.</w:t>
       </w:r>
     </w:p>
     <w:p>
